--- a/02_FRD/BNPL_Command_Center_FRD.docx
+++ b/02_FRD/BNPL_Command_Center_FRD.docx
@@ -3080,7 +3080,7 @@
                 <w:sz w:val="18"/>
                 <w:szCs w:val="18"/>
               </w:rPr>
-              <w:t>IF a Consolidation Candidate has Credit Score &gt;= [configurable: default 600] AND Debt-Service Ratio &lt;= [configurable: default 50%] AND shows a stable income pattern (regular salary deposits for 3+ consecutive months) THEN mark as "Eligible" and generate a consolidation offer.</w:t>
+              <w:t>IF a Consolidation Candidate shows a stable income pattern (regular salary deposits for 3+ consecutive months) THEN apply a tiered decision: (a) Full eligibility -- Credit Score &gt;= [configurable: default 600] AND Debt-Service Ratio &lt;= [configurable: default 40%] THEN mark "Eligible" and generate a standard consolidation offer; (b) Conditional eligibility -- Credit Score &gt;= [configurable: default 650] AND Debt-Service Ratio &gt; [configurable: default 40%] but &lt;= [configurable: default 60%] THEN mark "Eligible - Limited Offer" and generate a reduced-amount / shorter-term consolidation offer.</w:t>
             </w:r>
           </w:p>
         </w:tc>
@@ -3136,7 +3136,7 @@
                 <w:sz w:val="18"/>
                 <w:szCs w:val="18"/>
               </w:rPr>
-              <w:t>IF a Consolidation Candidate does NOT meet the conditions in R-04 THEN mark as "Not Eligible" and route to the Referral Screen (S6). The system must never generate a loan offer for a "Not Eligible" customer, with no exceptions.</w:t>
+              <w:t>IF a Consolidation Candidate does NOT meet either tier in R-04 (i.e. Debt-Service Ratio &gt; [configurable: default 60%], OR Credit Score &lt; [configurable: default 600] regardless of DSR, OR income is not stable) THEN mark as "Not Eligible" and route to the Referral Screen (S6). The system must never generate a loan offer for a "Not Eligible" customer, with no exceptions.</w:t>
             </w:r>
           </w:p>
         </w:tc>
@@ -4036,7 +4036,7 @@
                 <w:sz w:val="18"/>
                 <w:szCs w:val="18"/>
               </w:rPr>
-              <w:t>Auto-Pay Engine (single deduction + distribution)</w:t>
+              <w:t>Auto-Pay Engine (per-provider deduction on each provider's own due date, not consolidated)</w:t>
             </w:r>
           </w:p>
         </w:tc>

--- a/02_FRD/BNPL_Command_Center_FRD.docx
+++ b/02_FRD/BNPL_Command_Center_FRD.docx
@@ -1300,7 +1300,7 @@
         <w:spacing w:after="90" w:line="264" w:lineRule="auto"/>
       </w:pPr>
       <w:r>
-        <w:t>Customer authorizes a single recurring deduction from their linked account.</w:t>
+        <w:t>Customer authorizes the system to deduct payments from their linked account on a per-provider basis — no single consolidated deduction is authorized.</w:t>
       </w:r>
     </w:p>
     <w:p>
@@ -1313,7 +1313,7 @@
         <w:spacing w:after="90" w:line="264" w:lineRule="auto"/>
       </w:pPr>
       <w:r>
-        <w:t>On each due date, the system deducts the total amount once and distributes payment to each BNPL provider on the customer's behalf.</w:t>
+        <w:t>On each provider's own due date, the system deducts that provider's payment amount and pays that provider directly; if multiple providers happen to share a due date, this results in separate same-day deductions, not one combined transfer.</w:t>
       </w:r>
     </w:p>
     <w:p>
